--- a/files/HC_Patient_EMR_Excerpt.docx
+++ b/files/HC_Patient_EMR_Excerpt.docx
@@ -10,21 +10,12 @@
         <w:rPr>
           <w:color w:val="1F4E78"/>
         </w:rPr>
-        <w:t>Healthcare — HC Patient EMR Excerpt</w:t>
+        <w:t>Patient EMR Excerpt (de-identified)</w:t>
       </w:r>
     </w:p>
     <w:p>
       <w:r>
-        <w:rPr>
-          <w:i/>
-        </w:rPr>
-        <w:t>Document owner: Healthcare Office</w:t>
-      </w:r>
-      <w:r>
-        <w:rPr>
-          <w:i/>
-        </w:rPr>
-        <w:t xml:space="preserve">  ·  Version: FY2025-A  ·  Classification: Internal — Working</w:t>
+        <w:t>MRN: MRN-2026-44188 | Patient: P-44188 (de-identified) | Age: 58 | Sex: M | Attending: Dr Nurul Huda | Ward: 6B-12 | Admission date: 28-Apr-2026</w:t>
       </w:r>
     </w:p>
     <w:p>
@@ -32,17 +23,12 @@
         <w:pStyle w:val="Heading1"/>
       </w:pPr>
       <w:r>
-        <w:t>1. Executive Summary</w:t>
+        <w:t>Presenting complaint</w:t>
       </w:r>
     </w:p>
     <w:p>
       <w:r>
-        <w:t>This document is the working artefact for the hc patient emr excerpt use case in the healthcare domain. It is staged for a Microsoft 365 Copilot Cowork / Notebook demo and contains plausible (illustrative) figures, lists, and narratives — not real customer data. The numbers tie back to the companion spreadsheet of the same stem.</w:t>
-      </w:r>
-    </w:p>
-    <w:p>
-      <w:r>
-        <w:t>The intended demo flow: a healthcare stakeholder asks Copilot to summarise, compare, draft, or distribute the contents of this file alongside related artefacts. Cowork fans the task out into 5 parallel sub-tasks (draft Word, draft email, schedule meeting, post Teams message, build action tracker). Notebook adds it as a source and answers grounded questions across all sources.</w:t>
+        <w:t>Patient presented to the Emergency Department on 28-Apr-2026 at 04:12 with 3-hour history of central chest tightness radiating to left arm, associated with diaphoresis and nausea. No syncope. Pain was 7 / 10 at rest, worse on exertion.</w:t>
       </w:r>
     </w:p>
     <w:p>
@@ -50,17 +36,47 @@
         <w:pStyle w:val="Heading1"/>
       </w:pPr>
       <w:r>
-        <w:t>2. Scenario &amp; Background</w:t>
+        <w:t>Past medical history</w:t>
       </w:r>
     </w:p>
     <w:p>
+      <w:pPr>
+        <w:pStyle w:val="ListBullet"/>
+      </w:pPr>
       <w:r>
-        <w:t>The Group is mid-cycle on its FY2025 close and is rolling forward into FY2026 planning. The healthcare portfolio has surfaced a mix of on-track lines and corrective items. This hc patient emr excerpt captures the working position on those items so the Group office, the operating committee, and (where relevant) the regulator-facing officer can align on next steps.</w:t>
+        <w:t>Type 2 Diabetes Mellitus (diagnosed 2014) - HbA1c 8.2% (Mar 2026)</w:t>
       </w:r>
     </w:p>
     <w:p>
+      <w:pPr>
+        <w:pStyle w:val="ListBullet"/>
+      </w:pPr>
       <w:r>
-        <w:t>The team has triangulated the working dataset against three peer benchmarks and against the regulator's published thresholds for the sector. Findings carried over from the prior cycle have been re-examined to test whether the original assumptions still hold under the FY2026 base case.</w:t>
+        <w:t>Hypertension (diagnosed 2016) - on Amlodipine 10mg + Perindopril 5mg</w:t>
+      </w:r>
+    </w:p>
+    <w:p>
+      <w:pPr>
+        <w:pStyle w:val="ListBullet"/>
+      </w:pPr>
+      <w:r>
+        <w:t>Dyslipidaemia - LDL-C 3.8 mmol/L (Mar 2026), on Atorvastatin 20mg</w:t>
+      </w:r>
+    </w:p>
+    <w:p>
+      <w:pPr>
+        <w:pStyle w:val="ListBullet"/>
+      </w:pPr>
+      <w:r>
+        <w:t>Ex-smoker (quit 2018, prior 20 pack-years)</w:t>
+      </w:r>
+    </w:p>
+    <w:p>
+      <w:pPr>
+        <w:pStyle w:val="ListBullet"/>
+      </w:pPr>
+      <w:r>
+        <w:t>Family Hx of premature CAD (father MI age 51)</w:t>
       </w:r>
     </w:p>
     <w:p>
@@ -68,59 +84,12 @@
         <w:pStyle w:val="Heading1"/>
       </w:pPr>
       <w:r>
-        <w:t>3. Detail &amp; Working</w:t>
-      </w:r>
-    </w:p>
-    <w:p>
-      <w:pPr>
-        <w:pStyle w:val="Heading2"/>
-      </w:pPr>
-      <w:r>
-        <w:t>3.1 Position at end of period</w:t>
+        <w:t>Examination on admission</w:t>
       </w:r>
     </w:p>
     <w:p>
       <w:r>
-        <w:t>The closing position by unit / segment is captured in the Patient EMR Sample tab of the companion workbook. Headline metrics — Bed Occupancy %, ALOS days, Patient NPS — are within the agreed corridors for Cardiology, Oncology, and Orthopaedic; outside the corridor for Paediatrics and ICU; and under recovery monitoring for ED.</w:t>
-      </w:r>
-    </w:p>
-    <w:p>
-      <w:pPr>
-        <w:pStyle w:val="Heading2"/>
-      </w:pPr>
-      <w:r>
-        <w:t>3.2 Key drivers</w:t>
-      </w:r>
-    </w:p>
-    <w:p>
-      <w:r>
-        <w:t>The driver bridge (see Pathway Bridge tab) attributes the FY25 variance to a balanced mix of volume / mix, pricing and discount discipline, cost base reset, capex re-baseline, working capital, regulatory provisions, FX and hedging, and productivity / automation. Each driver carries an owner and a status (on-track / at-risk / behind / recovered / mitigated).</w:t>
-      </w:r>
-    </w:p>
-    <w:p>
-      <w:pPr>
-        <w:pStyle w:val="Heading2"/>
-      </w:pPr>
-      <w:r>
-        <w:t>3.3 Sensitivities and assumptions</w:t>
-      </w:r>
-    </w:p>
-    <w:p>
-      <w:r>
-        <w:t>The base case assumes FY2026 macro inputs hold within plus/minus 50 basis points of the current corridor. The upside and downside scenarios stress the headline metrics by plus/minus two corridors and re-test the recovery plan owners against the stressed position. Key sensitivities: rate path, FX MYR/USD, commodity benchmarks, regulator timing, and customer concentration.</w:t>
-      </w:r>
-    </w:p>
-    <w:p>
-      <w:pPr>
-        <w:pStyle w:val="Heading2"/>
-      </w:pPr>
-      <w:r>
-        <w:t>3.4 Open issues and unknowns</w:t>
-      </w:r>
-    </w:p>
-    <w:p>
-      <w:r>
-        <w:t>The watchlist (see Clinical Watchlist tab) tracks 14 indicators flagged in the prior review. Eight are on-track, four are within five points of the threshold (watch), and two have breached and triggered the escalation protocol. Owners and remediation dates are recorded against each item.</w:t>
+        <w:t>BP 158/96, HR 102, RR 22, SpO2 96% RA, Temp 36.8 degC. Heart sounds dual, no added sounds. Lungs clear. No peripheral oedema. ECG: ST-elevation 2-3mm in V2-V5 with reciprocal changes II, III, aVF.</w:t>
       </w:r>
     </w:p>
     <w:p>
@@ -128,55 +97,308 @@
         <w:pStyle w:val="Heading1"/>
       </w:pPr>
       <w:r>
-        <w:t>4. Recommended Actions</w:t>
+        <w:t>Investigations</w:t>
+      </w:r>
+    </w:p>
+    <w:tbl>
+      <w:tblPr>
+        <w:tblStyle w:val="LightGrid-Accent1"/>
+        <w:tblW w:type="auto" w:w="0"/>
+        <w:tblLook w:firstColumn="1" w:firstRow="1" w:lastColumn="0" w:lastRow="0" w:noHBand="0" w:noVBand="1" w:val="04A0"/>
+      </w:tblPr>
+      <w:tblGrid>
+        <w:gridCol w:w="2880"/>
+        <w:gridCol w:w="2880"/>
+        <w:gridCol w:w="2880"/>
+      </w:tblGrid>
+      <w:tr>
+        <w:tc>
+          <w:tcPr>
+            <w:tcW w:type="dxa" w:w="2880"/>
+          </w:tcPr>
+          <w:p>
+            <w:r>
+              <w:rPr>
+                <w:b/>
+              </w:rPr>
+              <w:t>Test</w:t>
+            </w:r>
+          </w:p>
+        </w:tc>
+        <w:tc>
+          <w:tcPr>
+            <w:tcW w:type="dxa" w:w="2880"/>
+          </w:tcPr>
+          <w:p>
+            <w:r>
+              <w:rPr>
+                <w:b/>
+              </w:rPr>
+              <w:t>Result</w:t>
+            </w:r>
+          </w:p>
+        </w:tc>
+        <w:tc>
+          <w:tcPr>
+            <w:tcW w:type="dxa" w:w="2880"/>
+          </w:tcPr>
+          <w:p>
+            <w:r>
+              <w:rPr>
+                <w:b/>
+              </w:rPr>
+              <w:t>Reference</w:t>
+            </w:r>
+          </w:p>
+        </w:tc>
+      </w:tr>
+      <w:tr>
+        <w:tc>
+          <w:tcPr>
+            <w:tcW w:type="dxa" w:w="2880"/>
+          </w:tcPr>
+          <w:p>
+            <w:r>
+              <w:t>Troponin I (0h)</w:t>
+            </w:r>
+          </w:p>
+        </w:tc>
+        <w:tc>
+          <w:tcPr>
+            <w:tcW w:type="dxa" w:w="2880"/>
+          </w:tcPr>
+          <w:p>
+            <w:r>
+              <w:t>4.82 ng/mL</w:t>
+            </w:r>
+          </w:p>
+        </w:tc>
+        <w:tc>
+          <w:tcPr>
+            <w:tcW w:type="dxa" w:w="2880"/>
+          </w:tcPr>
+          <w:p>
+            <w:r>
+              <w:t>&lt; 0.04</w:t>
+            </w:r>
+          </w:p>
+        </w:tc>
+      </w:tr>
+      <w:tr>
+        <w:tc>
+          <w:tcPr>
+            <w:tcW w:type="dxa" w:w="2880"/>
+          </w:tcPr>
+          <w:p>
+            <w:r>
+              <w:t>Troponin I (3h)</w:t>
+            </w:r>
+          </w:p>
+        </w:tc>
+        <w:tc>
+          <w:tcPr>
+            <w:tcW w:type="dxa" w:w="2880"/>
+          </w:tcPr>
+          <w:p>
+            <w:r>
+              <w:t>18.40 ng/mL</w:t>
+            </w:r>
+          </w:p>
+        </w:tc>
+        <w:tc>
+          <w:tcPr>
+            <w:tcW w:type="dxa" w:w="2880"/>
+          </w:tcPr>
+          <w:p>
+            <w:r>
+              <w:t>&lt; 0.04</w:t>
+            </w:r>
+          </w:p>
+        </w:tc>
+      </w:tr>
+      <w:tr>
+        <w:tc>
+          <w:tcPr>
+            <w:tcW w:type="dxa" w:w="2880"/>
+          </w:tcPr>
+          <w:p>
+            <w:r>
+              <w:t>Creatinine</w:t>
+            </w:r>
+          </w:p>
+        </w:tc>
+        <w:tc>
+          <w:tcPr>
+            <w:tcW w:type="dxa" w:w="2880"/>
+          </w:tcPr>
+          <w:p>
+            <w:r>
+              <w:t>108 umol/L</w:t>
+            </w:r>
+          </w:p>
+        </w:tc>
+        <w:tc>
+          <w:tcPr>
+            <w:tcW w:type="dxa" w:w="2880"/>
+          </w:tcPr>
+          <w:p>
+            <w:r>
+              <w:t>60-110</w:t>
+            </w:r>
+          </w:p>
+        </w:tc>
+      </w:tr>
+      <w:tr>
+        <w:tc>
+          <w:tcPr>
+            <w:tcW w:type="dxa" w:w="2880"/>
+          </w:tcPr>
+          <w:p>
+            <w:r>
+              <w:t>Potassium</w:t>
+            </w:r>
+          </w:p>
+        </w:tc>
+        <w:tc>
+          <w:tcPr>
+            <w:tcW w:type="dxa" w:w="2880"/>
+          </w:tcPr>
+          <w:p>
+            <w:r>
+              <w:t>4.4 mmol/L</w:t>
+            </w:r>
+          </w:p>
+        </w:tc>
+        <w:tc>
+          <w:tcPr>
+            <w:tcW w:type="dxa" w:w="2880"/>
+          </w:tcPr>
+          <w:p>
+            <w:r>
+              <w:t>3.5-5.0</w:t>
+            </w:r>
+          </w:p>
+        </w:tc>
+      </w:tr>
+      <w:tr>
+        <w:tc>
+          <w:tcPr>
+            <w:tcW w:type="dxa" w:w="2880"/>
+          </w:tcPr>
+          <w:p>
+            <w:r>
+              <w:t>HbA1c</w:t>
+            </w:r>
+          </w:p>
+        </w:tc>
+        <w:tc>
+          <w:tcPr>
+            <w:tcW w:type="dxa" w:w="2880"/>
+          </w:tcPr>
+          <w:p>
+            <w:r>
+              <w:t>8.2%</w:t>
+            </w:r>
+          </w:p>
+        </w:tc>
+        <w:tc>
+          <w:tcPr>
+            <w:tcW w:type="dxa" w:w="2880"/>
+          </w:tcPr>
+          <w:p>
+            <w:r>
+              <w:t>&lt; 6.5%</w:t>
+            </w:r>
+          </w:p>
+        </w:tc>
+      </w:tr>
+      <w:tr>
+        <w:tc>
+          <w:tcPr>
+            <w:tcW w:type="dxa" w:w="2880"/>
+          </w:tcPr>
+          <w:p>
+            <w:r>
+              <w:t>LDL-C</w:t>
+            </w:r>
+          </w:p>
+        </w:tc>
+        <w:tc>
+          <w:tcPr>
+            <w:tcW w:type="dxa" w:w="2880"/>
+          </w:tcPr>
+          <w:p>
+            <w:r>
+              <w:t>3.8 mmol/L</w:t>
+            </w:r>
+          </w:p>
+        </w:tc>
+        <w:tc>
+          <w:tcPr>
+            <w:tcW w:type="dxa" w:w="2880"/>
+          </w:tcPr>
+          <w:p>
+            <w:r>
+              <w:t>&lt; 1.8</w:t>
+            </w:r>
+          </w:p>
+        </w:tc>
+      </w:tr>
+    </w:tbl>
+    <w:p>
+      <w:pPr>
+        <w:pStyle w:val="Heading1"/>
+      </w:pPr>
+      <w:r>
+        <w:t>Management to date</w:t>
       </w:r>
     </w:p>
     <w:p>
       <w:pPr>
-        <w:pStyle w:val="ListBullet"/>
+        <w:pStyle w:val="ListNumber"/>
       </w:pPr>
       <w:r>
-        <w:t>Confirm the hc patient emr excerpt narrative with the Healthcare CFO before the Board cut-off.</w:t>
+        <w:t>STEMI pathway activated 04:24 - door-to-cathlab 38 min</w:t>
       </w:r>
     </w:p>
     <w:p>
       <w:pPr>
-        <w:pStyle w:val="ListBullet"/>
+        <w:pStyle w:val="ListNumber"/>
       </w:pPr>
       <w:r>
-        <w:t>Lock the assumption set for the recovery plan and circulate to the division MDs for sign-off.</w:t>
+        <w:t>Primary PCI - LAD proximal 95% lesion - DES deployed - TIMI 3 flow restored</w:t>
       </w:r>
     </w:p>
     <w:p>
       <w:pPr>
-        <w:pStyle w:val="ListBullet"/>
+        <w:pStyle w:val="ListNumber"/>
       </w:pPr>
       <w:r>
-        <w:t>Pre-brief the regulator-facing officer on the 30/60/90-day commitments.</w:t>
+        <w:t>DAPT: Aspirin 100mg + Ticagrelor 90mg BD</w:t>
       </w:r>
     </w:p>
     <w:p>
       <w:pPr>
-        <w:pStyle w:val="ListBullet"/>
+        <w:pStyle w:val="ListNumber"/>
       </w:pPr>
       <w:r>
-        <w:t>Schedule the cross-functional review with risk, legal, IR, and procurement.</w:t>
+        <w:t>Beta-blocker initiated: Bisoprolol 2.5mg OD</w:t>
       </w:r>
     </w:p>
     <w:p>
       <w:pPr>
-        <w:pStyle w:val="ListBullet"/>
+        <w:pStyle w:val="ListNumber"/>
       </w:pPr>
       <w:r>
-        <w:t>Capture decisions in the Group decision log with named owners, due dates, and tracking links.</w:t>
+        <w:t>High-intensity statin: Atorvastatin uptitrated to 80mg ON</w:t>
       </w:r>
     </w:p>
     <w:p>
       <w:pPr>
-        <w:pStyle w:val="ListBullet"/>
+        <w:pStyle w:val="ListNumber"/>
       </w:pPr>
       <w:r>
-        <w:t>Stand up a 5-day Cowork sprint to publish the variance brief, lender holding lines, IR Q&amp;A pack, and ExCo update.</w:t>
+        <w:t>ACE-I continued; metformin held pending creatinine review</w:t>
       </w:r>
     </w:p>
     <w:p>
@@ -184,84 +406,12 @@
         <w:pStyle w:val="Heading1"/>
       </w:pPr>
       <w:r>
-        <w:t>5. Appendix — Working dataset units</w:t>
-      </w:r>
-    </w:p>
-    <w:p>
-      <w:pPr>
-        <w:pStyle w:val="ListBullet"/>
-      </w:pPr>
-      <w:r>
-        <w:t>Cardiology</w:t>
-      </w:r>
-    </w:p>
-    <w:p>
-      <w:pPr>
-        <w:pStyle w:val="ListBullet"/>
-      </w:pPr>
-      <w:r>
-        <w:t>Oncology</w:t>
-      </w:r>
-    </w:p>
-    <w:p>
-      <w:pPr>
-        <w:pStyle w:val="ListBullet"/>
-      </w:pPr>
-      <w:r>
-        <w:t>Orthopaedic</w:t>
-      </w:r>
-    </w:p>
-    <w:p>
-      <w:pPr>
-        <w:pStyle w:val="ListBullet"/>
-      </w:pPr>
-      <w:r>
-        <w:t>Paediatrics</w:t>
-      </w:r>
-    </w:p>
-    <w:p>
-      <w:pPr>
-        <w:pStyle w:val="ListBullet"/>
-      </w:pPr>
-      <w:r>
-        <w:t>ICU</w:t>
-      </w:r>
-    </w:p>
-    <w:p>
-      <w:pPr>
-        <w:pStyle w:val="ListBullet"/>
-      </w:pPr>
-      <w:r>
-        <w:t>ED</w:t>
-      </w:r>
-    </w:p>
-    <w:p>
-      <w:pPr>
-        <w:pStyle w:val="ListBullet"/>
-      </w:pPr>
-      <w:r>
-        <w:t>Outpatient</w:t>
-      </w:r>
-    </w:p>
-    <w:p>
-      <w:pPr>
-        <w:pStyle w:val="ListBullet"/>
-      </w:pPr>
-      <w:r>
-        <w:t>Group Total</w:t>
-      </w:r>
-    </w:p>
-    <w:p>
-      <w:pPr>
-        <w:pStyle w:val="Heading1"/>
-      </w:pPr>
-      <w:r>
-        <w:t>6. Sign-off &amp; Distribution</w:t>
+        <w:t>Plan</w:t>
       </w:r>
     </w:p>
     <w:p>
       <w:r>
-        <w:t>Prepared by: Healthcare Office  ·  Reviewed by: CFO  ·  Approved by: CEO  ·  Distributed to: Board, ExCo, Risk Committee, IR, Group Strategy.</w:t>
+        <w:t>Transfer to CCU; echo within 24 hrs; cardiac rehab referral; smoking-cessation reinforcement; HbA1c target &lt; 7.0%; LDL-C target &lt; 1.4 mmol/L; outpatient follow-up Cardiology Clinic 2 weeks.</w:t>
       </w:r>
     </w:p>
     <w:sectPr>
@@ -637,6 +787,10 @@
     <w:name w:val="Normal"/>
     <w:qFormat/>
     <w:rsid w:val="00FC693F"/>
+    <w:rPr>
+      <w:rFonts w:ascii="Aptos" w:hAnsi="Aptos"/>
+      <w:sz w:val="22"/>
+    </w:rPr>
   </w:style>
   <w:style w:type="paragraph" w:styleId="Header">
     <w:name w:val="header"/>

--- a/files/HC_Patient_EMR_Excerpt.docx
+++ b/files/HC_Patient_EMR_Excerpt.docx
@@ -4,414 +4,447 @@
   <w:body>
     <w:p>
       <w:pPr>
-        <w:pStyle w:val="Title"/>
+        <w:jc w:val="left"/>
       </w:pPr>
       <w:r>
         <w:rPr>
-          <w:color w:val="1F4E78"/>
+          <w:b/>
+          <w:color w:val="6B7280"/>
+          <w:sz w:val="18"/>
         </w:rPr>
-        <w:t>Patient EMR Excerpt (de-identified)</w:t>
-      </w:r>
-    </w:p>
-    <w:p>
-      <w:r>
-        <w:t>MRN: MRN-2026-44188 | Patient: P-44188 (de-identified) | Age: 58 | Sex: M | Attending: Dr Nurul Huda | Ward: 6B-12 | Admission date: 28-Apr-2026</w:t>
+        <w:t>ZAVA CONGLOMERATE</w:t>
       </w:r>
     </w:p>
     <w:p>
       <w:pPr>
-        <w:pStyle w:val="Heading1"/>
+        <w:spacing w:after="40"/>
       </w:pPr>
       <w:r>
-        <w:t>Presenting complaint</w:t>
-      </w:r>
-    </w:p>
-    <w:p>
-      <w:r>
-        <w:t>Patient presented to the Emergency Department on 28-Apr-2026 at 04:12 with 3-hour history of central chest tightness radiating to left arm, associated with diaphoresis and nausea. No syncope. Pain was 7 / 10 at rest, worse on exertion.</w:t>
+        <w:rPr>
+          <w:b/>
+          <w:color w:val="1F2D55"/>
+          <w:sz w:val="44"/>
+        </w:rPr>
+        <w:t>HC Patient EMR Excerpt</w:t>
       </w:r>
     </w:p>
     <w:p>
       <w:pPr>
-        <w:pStyle w:val="Heading1"/>
+        <w:spacing w:after="200"/>
       </w:pPr>
       <w:r>
-        <w:t>Past medical history</w:t>
+        <w:rPr>
+          <w:i/>
+          <w:color w:val="4B5B7C"/>
+          <w:sz w:val="22"/>
+        </w:rPr>
+        <w:t>Working Document · Zava Conglomerate</w:t>
+      </w:r>
+    </w:p>
+    <w:p>
+      <w:pPr>
+        <w:spacing w:after="40"/>
+      </w:pPr>
+      <w:r>
+        <w:rPr>
+          <w:b/>
+          <w:color w:val="1F2D55"/>
+          <w:sz w:val="20"/>
+        </w:rPr>
+        <w:t xml:space="preserve">Document reference:  </w:t>
+      </w:r>
+      <w:r>
+        <w:rPr>
+          <w:sz w:val="20"/>
+        </w:rPr>
+        <w:t>DOC-2025-950</w:t>
+      </w:r>
+    </w:p>
+    <w:p>
+      <w:pPr>
+        <w:spacing w:after="40"/>
+      </w:pPr>
+      <w:r>
+        <w:rPr>
+          <w:b/>
+          <w:color w:val="1F2D55"/>
+          <w:sz w:val="20"/>
+        </w:rPr>
+        <w:t xml:space="preserve">Prepared by:  </w:t>
+      </w:r>
+      <w:r>
+        <w:rPr>
+          <w:sz w:val="20"/>
+        </w:rPr>
+        <w:t>Zava Conglomerate working team</w:t>
+      </w:r>
+    </w:p>
+    <w:p>
+      <w:pPr>
+        <w:spacing w:after="40"/>
+      </w:pPr>
+      <w:r>
+        <w:rPr>
+          <w:b/>
+          <w:color w:val="1F2D55"/>
+          <w:sz w:val="20"/>
+        </w:rPr>
+        <w:t xml:space="preserve">Date:  </w:t>
+      </w:r>
+      <w:r>
+        <w:rPr>
+          <w:sz w:val="20"/>
+        </w:rPr>
+        <w:t>30 April 2026</w:t>
+      </w:r>
+    </w:p>
+    <w:p>
+      <w:pPr>
+        <w:spacing w:after="40"/>
+      </w:pPr>
+      <w:r>
+        <w:rPr>
+          <w:b/>
+          <w:color w:val="1F2D55"/>
+          <w:sz w:val="20"/>
+        </w:rPr>
+        <w:t xml:space="preserve">Classification:  </w:t>
+      </w:r>
+      <w:r>
+        <w:rPr>
+          <w:sz w:val="20"/>
+        </w:rPr>
+        <w:t>Internal</w:t>
+      </w:r>
+    </w:p>
+    <w:p>
+      <w:pPr>
+        <w:spacing w:after="40"/>
+      </w:pPr>
+      <w:r>
+        <w:rPr>
+          <w:b/>
+          <w:color w:val="1F2D55"/>
+          <w:sz w:val="20"/>
+        </w:rPr>
+        <w:t xml:space="preserve">Source file:  </w:t>
+      </w:r>
+      <w:r>
+        <w:rPr>
+          <w:sz w:val="20"/>
+        </w:rPr>
+        <w:t>HC_Patient_EMR_Excerpt.docx</w:t>
+      </w:r>
+    </w:p>
+    <w:p>
+      <w:pPr>
+        <w:spacing w:before="240" w:after="80"/>
+      </w:pPr>
+      <w:r>
+        <w:rPr>
+          <w:b/>
+          <w:color w:val="1F2D55"/>
+          <w:sz w:val="26"/>
+        </w:rPr>
+        <w:t>1. Purpose and context</w:t>
+      </w:r>
+    </w:p>
+    <w:p>
+      <w:pPr>
+        <w:spacing w:after="80"/>
+      </w:pPr>
+      <w:r>
+        <w:rPr>
+          <w:i w:val="0"/>
+          <w:sz w:val="20"/>
+        </w:rPr>
+        <w:t>This document covers the subject matter referenced in the title above (HC Patient EMR Excerpt). It captures the working materials assembled for review by the relevant stakeholders. The intent is to provide enough context, evidence and recommendations to enable a sound decision or next action.</w:t>
+      </w:r>
+    </w:p>
+    <w:p>
+      <w:pPr>
+        <w:spacing w:before="240" w:after="80"/>
+      </w:pPr>
+      <w:r>
+        <w:rPr>
+          <w:b/>
+          <w:color w:val="1F2D55"/>
+          <w:sz w:val="26"/>
+        </w:rPr>
+        <w:t>2. Background</w:t>
+      </w:r>
+    </w:p>
+    <w:p>
+      <w:pPr>
+        <w:spacing w:after="80"/>
+      </w:pPr>
+      <w:r>
+        <w:rPr>
+          <w:i w:val="0"/>
+          <w:sz w:val="20"/>
+        </w:rPr>
+        <w:t>The work documented here has been developed over several weeks by a small team drawn from the relevant divisions and Group functions. It builds on earlier analyses (see Appendix A) and incorporates the feedback received from the first review with the sponsor.</w:t>
+      </w:r>
+    </w:p>
+    <w:p>
+      <w:pPr>
+        <w:spacing w:before="240" w:after="80"/>
+      </w:pPr>
+      <w:r>
+        <w:rPr>
+          <w:b/>
+          <w:color w:val="1F2D55"/>
+          <w:sz w:val="26"/>
+        </w:rPr>
+        <w:t>3. Approach and methodology</w:t>
+      </w:r>
+    </w:p>
+    <w:p>
+      <w:pPr>
+        <w:spacing w:after="80"/>
+      </w:pPr>
+      <w:r>
+        <w:rPr>
+          <w:i w:val="0"/>
+          <w:sz w:val="20"/>
+        </w:rPr>
+        <w:t>Three lines of evidence were combined: (i) review of policy and process documentation; (ii) extraction and analysis of transactional and operational data; (iii) interviews with knowledgeable stakeholders. Where possible, findings were triangulated across two or more of these sources.</w:t>
+      </w:r>
+    </w:p>
+    <w:p>
+      <w:pPr>
+        <w:spacing w:before="240" w:after="80"/>
+      </w:pPr>
+      <w:r>
+        <w:rPr>
+          <w:b/>
+          <w:color w:val="1F2D55"/>
+          <w:sz w:val="26"/>
+        </w:rPr>
+        <w:t>4. Key findings</w:t>
+      </w:r>
+    </w:p>
+    <w:p>
+      <w:pPr>
+        <w:spacing w:after="80"/>
+      </w:pPr>
+      <w:r>
+        <w:rPr>
+          <w:i w:val="0"/>
+          <w:sz w:val="20"/>
+        </w:rPr>
+        <w:t>The analysis surfaced six findings of material interest. Two are positive observations confirming that current arrangements are working well in the areas examined. Four are issues warranting action — two in the near term, two on a 6-12 month horizon. Each finding is documented with quantified evidence in the relevant appendix.</w:t>
+      </w:r>
+    </w:p>
+    <w:p>
+      <w:pPr>
+        <w:spacing w:before="240" w:after="80"/>
+      </w:pPr>
+      <w:r>
+        <w:rPr>
+          <w:b/>
+          <w:color w:val="1F2D55"/>
+          <w:sz w:val="26"/>
+        </w:rPr>
+        <w:t>5. Implications for the business</w:t>
+      </w:r>
+    </w:p>
+    <w:p>
+      <w:pPr>
+        <w:spacing w:after="80"/>
+      </w:pPr>
+      <w:r>
+        <w:rPr>
+          <w:i w:val="0"/>
+          <w:sz w:val="20"/>
+        </w:rPr>
+        <w:t>If acted on, the recommendations would deliver three benefits: improved decision speed, reduced exception rate, and a measurable cost-to-serve improvement. The expected financial impact is in the range of MYR 12-28m annual run-rate, depending on the pace and depth of implementation.</w:t>
+      </w:r>
+    </w:p>
+    <w:p>
+      <w:pPr>
+        <w:spacing w:before="240" w:after="80"/>
+      </w:pPr>
+      <w:r>
+        <w:rPr>
+          <w:b/>
+          <w:color w:val="1F2D55"/>
+          <w:sz w:val="26"/>
+        </w:rPr>
+        <w:t>6. Recommendations</w:t>
+      </w:r>
+    </w:p>
+    <w:p>
+      <w:pPr>
+        <w:spacing w:after="80"/>
+      </w:pPr>
+      <w:r>
+        <w:rPr>
+          <w:i w:val="0"/>
+          <w:sz w:val="20"/>
+        </w:rPr>
+        <w:t>Six recommendations are proposed. Each is sized, sponsored and resourced. Each has a defined first milestone within 90 days and a target completion within 12-18 months. The recommendations are sequenced to avoid overload on any single division or function.</w:t>
+      </w:r>
+    </w:p>
+    <w:p>
+      <w:pPr>
+        <w:spacing w:before="240" w:after="80"/>
+      </w:pPr>
+      <w:r>
+        <w:rPr>
+          <w:b/>
+          <w:color w:val="1F2D55"/>
+          <w:sz w:val="26"/>
+        </w:rPr>
+        <w:t>7. Risks and mitigations</w:t>
+      </w:r>
+    </w:p>
+    <w:p>
+      <w:pPr>
+        <w:spacing w:after="80"/>
+      </w:pPr>
+      <w:r>
+        <w:rPr>
+          <w:i w:val="0"/>
+          <w:sz w:val="20"/>
+        </w:rPr>
+        <w:t>The principal risks are change-management capacity, talent availability and the interaction with the existing strategic-initiative portfolio. Each risk has a defined owner and mitigation plan; the residual risk after mitigation is assessed as low to medium.</w:t>
+      </w:r>
+    </w:p>
+    <w:p>
+      <w:pPr>
+        <w:spacing w:before="240" w:after="80"/>
+      </w:pPr>
+      <w:r>
+        <w:rPr>
+          <w:b/>
+          <w:color w:val="1F2D55"/>
+          <w:sz w:val="26"/>
+        </w:rPr>
+        <w:t>8. Next steps</w:t>
+      </w:r>
+    </w:p>
+    <w:p>
+      <w:pPr>
+        <w:spacing w:after="80"/>
+      </w:pPr>
+      <w:r>
+        <w:rPr>
+          <w:i w:val="0"/>
+          <w:sz w:val="20"/>
+        </w:rPr>
+        <w:t>The next steps are (a) review and endorsement by the sponsor, (b) socialisation with the affected divisions, (c) finalisation of the implementation plan with named owners and milestones, and (d) inclusion in the quarterly leadership review cadence from Q3 FY2026.</w:t>
+      </w:r>
+    </w:p>
+    <w:p>
+      <w:pPr>
+        <w:spacing w:before="240" w:after="80"/>
+      </w:pPr>
+      <w:r>
+        <w:rPr>
+          <w:b/>
+          <w:color w:val="1F2D55"/>
+          <w:sz w:val="26"/>
+        </w:rPr>
+        <w:t>9. Appendices</w:t>
+      </w:r>
+    </w:p>
+    <w:p>
+      <w:pPr>
+        <w:spacing w:after="80"/>
+      </w:pPr>
+      <w:r>
+        <w:rPr>
+          <w:i w:val="0"/>
+          <w:sz w:val="20"/>
+        </w:rPr>
+        <w:t>Appendix A — prior analyses and source materials. Appendix B — detailed data and methodology notes. Appendix C — interview list and themes. Appendix D — benchmark references. Appendix E — implementation Gantt chart.</w:t>
+      </w:r>
+    </w:p>
+    <w:p>
+      <w:pPr>
+        <w:spacing w:before="240" w:after="80"/>
+      </w:pPr>
+      <w:r>
+        <w:rPr>
+          <w:b/>
+          <w:color w:val="1F2D55"/>
+          <w:sz w:val="26"/>
+        </w:rPr>
+        <w:t>Working bullets</w:t>
       </w:r>
     </w:p>
     <w:p>
       <w:pPr>
         <w:pStyle w:val="ListBullet"/>
+        <w:spacing w:after="40"/>
       </w:pPr>
       <w:r>
-        <w:t>Type 2 Diabetes Mellitus (diagnosed 2014) - HbA1c 8.2% (Mar 2026)</w:t>
+        <w:rPr>
+          <w:sz w:val="20"/>
+        </w:rPr>
+        <w:t>Decision sought: endorse the approach; approve the named sponsor; allocate the proposed budget.</w:t>
       </w:r>
     </w:p>
     <w:p>
       <w:pPr>
         <w:pStyle w:val="ListBullet"/>
+        <w:spacing w:after="40"/>
       </w:pPr>
       <w:r>
-        <w:t>Hypertension (diagnosed 2016) - on Amlodipine 10mg + Perindopril 5mg</w:t>
+        <w:rPr>
+          <w:sz w:val="20"/>
+        </w:rPr>
+        <w:t>Sponsor: Hadar Caspit (Group CFO) for finance-related work; Mod Admin for strategy-led work.</w:t>
       </w:r>
     </w:p>
     <w:p>
       <w:pPr>
         <w:pStyle w:val="ListBullet"/>
+        <w:spacing w:after="40"/>
       </w:pPr>
       <w:r>
-        <w:t>Dyslipidaemia - LDL-C 3.8 mmol/L (Mar 2026), on Atorvastatin 20mg</w:t>
+        <w:rPr>
+          <w:sz w:val="20"/>
+        </w:rPr>
+        <w:t>Cadence: GroupExCo monthly review until first checkpoint; quarterly thereafter.</w:t>
       </w:r>
     </w:p>
     <w:p>
       <w:pPr>
         <w:pStyle w:val="ListBullet"/>
+        <w:spacing w:after="40"/>
       </w:pPr>
       <w:r>
-        <w:t>Ex-smoker (quit 2018, prior 20 pack-years)</w:t>
+        <w:rPr>
+          <w:sz w:val="20"/>
+        </w:rPr>
+        <w:t>Communications: cascade via divisional MDs within 5 working days of decision.</w:t>
       </w:r>
     </w:p>
     <w:p>
       <w:pPr>
         <w:pStyle w:val="ListBullet"/>
+        <w:spacing w:after="40"/>
       </w:pPr>
       <w:r>
-        <w:t>Family Hx of premature CAD (father MI age 51)</w:t>
+        <w:rPr>
+          <w:sz w:val="20"/>
+        </w:rPr>
+        <w:t>Sustainability: link to the Group's FY2030 strategic pillars where applicable.</w:t>
       </w:r>
     </w:p>
     <w:p>
       <w:pPr>
-        <w:pStyle w:val="Heading1"/>
+        <w:jc w:val="center"/>
       </w:pPr>
       <w:r>
-        <w:t>Examination on admission</w:t>
-      </w:r>
-    </w:p>
-    <w:p>
-      <w:r>
-        <w:t>BP 158/96, HR 102, RR 22, SpO2 96% RA, Temp 36.8 degC. Heart sounds dual, no added sounds. Lungs clear. No peripheral oedema. ECG: ST-elevation 2-3mm in V2-V5 with reciprocal changes II, III, aVF.</w:t>
-      </w:r>
-    </w:p>
-    <w:p>
-      <w:pPr>
-        <w:pStyle w:val="Heading1"/>
-      </w:pPr>
-      <w:r>
-        <w:t>Investigations</w:t>
-      </w:r>
-    </w:p>
-    <w:tbl>
-      <w:tblPr>
-        <w:tblStyle w:val="LightGrid-Accent1"/>
-        <w:tblW w:type="auto" w:w="0"/>
-        <w:tblLook w:firstColumn="1" w:firstRow="1" w:lastColumn="0" w:lastRow="0" w:noHBand="0" w:noVBand="1" w:val="04A0"/>
-      </w:tblPr>
-      <w:tblGrid>
-        <w:gridCol w:w="2880"/>
-        <w:gridCol w:w="2880"/>
-        <w:gridCol w:w="2880"/>
-      </w:tblGrid>
-      <w:tr>
-        <w:tc>
-          <w:tcPr>
-            <w:tcW w:type="dxa" w:w="2880"/>
-          </w:tcPr>
-          <w:p>
-            <w:r>
-              <w:rPr>
-                <w:b/>
-              </w:rPr>
-              <w:t>Test</w:t>
-            </w:r>
-          </w:p>
-        </w:tc>
-        <w:tc>
-          <w:tcPr>
-            <w:tcW w:type="dxa" w:w="2880"/>
-          </w:tcPr>
-          <w:p>
-            <w:r>
-              <w:rPr>
-                <w:b/>
-              </w:rPr>
-              <w:t>Result</w:t>
-            </w:r>
-          </w:p>
-        </w:tc>
-        <w:tc>
-          <w:tcPr>
-            <w:tcW w:type="dxa" w:w="2880"/>
-          </w:tcPr>
-          <w:p>
-            <w:r>
-              <w:rPr>
-                <w:b/>
-              </w:rPr>
-              <w:t>Reference</w:t>
-            </w:r>
-          </w:p>
-        </w:tc>
-      </w:tr>
-      <w:tr>
-        <w:tc>
-          <w:tcPr>
-            <w:tcW w:type="dxa" w:w="2880"/>
-          </w:tcPr>
-          <w:p>
-            <w:r>
-              <w:t>Troponin I (0h)</w:t>
-            </w:r>
-          </w:p>
-        </w:tc>
-        <w:tc>
-          <w:tcPr>
-            <w:tcW w:type="dxa" w:w="2880"/>
-          </w:tcPr>
-          <w:p>
-            <w:r>
-              <w:t>4.82 ng/mL</w:t>
-            </w:r>
-          </w:p>
-        </w:tc>
-        <w:tc>
-          <w:tcPr>
-            <w:tcW w:type="dxa" w:w="2880"/>
-          </w:tcPr>
-          <w:p>
-            <w:r>
-              <w:t>&lt; 0.04</w:t>
-            </w:r>
-          </w:p>
-        </w:tc>
-      </w:tr>
-      <w:tr>
-        <w:tc>
-          <w:tcPr>
-            <w:tcW w:type="dxa" w:w="2880"/>
-          </w:tcPr>
-          <w:p>
-            <w:r>
-              <w:t>Troponin I (3h)</w:t>
-            </w:r>
-          </w:p>
-        </w:tc>
-        <w:tc>
-          <w:tcPr>
-            <w:tcW w:type="dxa" w:w="2880"/>
-          </w:tcPr>
-          <w:p>
-            <w:r>
-              <w:t>18.40 ng/mL</w:t>
-            </w:r>
-          </w:p>
-        </w:tc>
-        <w:tc>
-          <w:tcPr>
-            <w:tcW w:type="dxa" w:w="2880"/>
-          </w:tcPr>
-          <w:p>
-            <w:r>
-              <w:t>&lt; 0.04</w:t>
-            </w:r>
-          </w:p>
-        </w:tc>
-      </w:tr>
-      <w:tr>
-        <w:tc>
-          <w:tcPr>
-            <w:tcW w:type="dxa" w:w="2880"/>
-          </w:tcPr>
-          <w:p>
-            <w:r>
-              <w:t>Creatinine</w:t>
-            </w:r>
-          </w:p>
-        </w:tc>
-        <w:tc>
-          <w:tcPr>
-            <w:tcW w:type="dxa" w:w="2880"/>
-          </w:tcPr>
-          <w:p>
-            <w:r>
-              <w:t>108 umol/L</w:t>
-            </w:r>
-          </w:p>
-        </w:tc>
-        <w:tc>
-          <w:tcPr>
-            <w:tcW w:type="dxa" w:w="2880"/>
-          </w:tcPr>
-          <w:p>
-            <w:r>
-              <w:t>60-110</w:t>
-            </w:r>
-          </w:p>
-        </w:tc>
-      </w:tr>
-      <w:tr>
-        <w:tc>
-          <w:tcPr>
-            <w:tcW w:type="dxa" w:w="2880"/>
-          </w:tcPr>
-          <w:p>
-            <w:r>
-              <w:t>Potassium</w:t>
-            </w:r>
-          </w:p>
-        </w:tc>
-        <w:tc>
-          <w:tcPr>
-            <w:tcW w:type="dxa" w:w="2880"/>
-          </w:tcPr>
-          <w:p>
-            <w:r>
-              <w:t>4.4 mmol/L</w:t>
-            </w:r>
-          </w:p>
-        </w:tc>
-        <w:tc>
-          <w:tcPr>
-            <w:tcW w:type="dxa" w:w="2880"/>
-          </w:tcPr>
-          <w:p>
-            <w:r>
-              <w:t>3.5-5.0</w:t>
-            </w:r>
-          </w:p>
-        </w:tc>
-      </w:tr>
-      <w:tr>
-        <w:tc>
-          <w:tcPr>
-            <w:tcW w:type="dxa" w:w="2880"/>
-          </w:tcPr>
-          <w:p>
-            <w:r>
-              <w:t>HbA1c</w:t>
-            </w:r>
-          </w:p>
-        </w:tc>
-        <w:tc>
-          <w:tcPr>
-            <w:tcW w:type="dxa" w:w="2880"/>
-          </w:tcPr>
-          <w:p>
-            <w:r>
-              <w:t>8.2%</w:t>
-            </w:r>
-          </w:p>
-        </w:tc>
-        <w:tc>
-          <w:tcPr>
-            <w:tcW w:type="dxa" w:w="2880"/>
-          </w:tcPr>
-          <w:p>
-            <w:r>
-              <w:t>&lt; 6.5%</w:t>
-            </w:r>
-          </w:p>
-        </w:tc>
-      </w:tr>
-      <w:tr>
-        <w:tc>
-          <w:tcPr>
-            <w:tcW w:type="dxa" w:w="2880"/>
-          </w:tcPr>
-          <w:p>
-            <w:r>
-              <w:t>LDL-C</w:t>
-            </w:r>
-          </w:p>
-        </w:tc>
-        <w:tc>
-          <w:tcPr>
-            <w:tcW w:type="dxa" w:w="2880"/>
-          </w:tcPr>
-          <w:p>
-            <w:r>
-              <w:t>3.8 mmol/L</w:t>
-            </w:r>
-          </w:p>
-        </w:tc>
-        <w:tc>
-          <w:tcPr>
-            <w:tcW w:type="dxa" w:w="2880"/>
-          </w:tcPr>
-          <w:p>
-            <w:r>
-              <w:t>&lt; 1.8</w:t>
-            </w:r>
-          </w:p>
-        </w:tc>
-      </w:tr>
-    </w:tbl>
-    <w:p>
-      <w:pPr>
-        <w:pStyle w:val="Heading1"/>
-      </w:pPr>
-      <w:r>
-        <w:t>Management to date</w:t>
-      </w:r>
-    </w:p>
-    <w:p>
-      <w:pPr>
-        <w:pStyle w:val="ListNumber"/>
-      </w:pPr>
-      <w:r>
-        <w:t>STEMI pathway activated 04:24 - door-to-cathlab 38 min</w:t>
-      </w:r>
-    </w:p>
-    <w:p>
-      <w:pPr>
-        <w:pStyle w:val="ListNumber"/>
-      </w:pPr>
-      <w:r>
-        <w:t>Primary PCI - LAD proximal 95% lesion - DES deployed - TIMI 3 flow restored</w:t>
-      </w:r>
-    </w:p>
-    <w:p>
-      <w:pPr>
-        <w:pStyle w:val="ListNumber"/>
-      </w:pPr>
-      <w:r>
-        <w:t>DAPT: Aspirin 100mg + Ticagrelor 90mg BD</w:t>
-      </w:r>
-    </w:p>
-    <w:p>
-      <w:pPr>
-        <w:pStyle w:val="ListNumber"/>
-      </w:pPr>
-      <w:r>
-        <w:t>Beta-blocker initiated: Bisoprolol 2.5mg OD</w:t>
-      </w:r>
-    </w:p>
-    <w:p>
-      <w:pPr>
-        <w:pStyle w:val="ListNumber"/>
-      </w:pPr>
-      <w:r>
-        <w:t>High-intensity statin: Atorvastatin uptitrated to 80mg ON</w:t>
-      </w:r>
-    </w:p>
-    <w:p>
-      <w:pPr>
-        <w:pStyle w:val="ListNumber"/>
-      </w:pPr>
-      <w:r>
-        <w:t>ACE-I continued; metformin held pending creatinine review</w:t>
-      </w:r>
-    </w:p>
-    <w:p>
-      <w:pPr>
-        <w:pStyle w:val="Heading1"/>
-      </w:pPr>
-      <w:r>
-        <w:t>Plan</w:t>
-      </w:r>
-    </w:p>
-    <w:p>
-      <w:r>
-        <w:t>Transfer to CCU; echo within 24 hrs; cardiac rehab referral; smoking-cessation reinforcement; HbA1c target &lt; 7.0%; LDL-C target &lt; 1.4 mmol/L; outpatient follow-up Cardiology Clinic 2 weeks.</w:t>
+        <w:rPr>
+          <w:i/>
+          <w:color w:val="9CA3AF"/>
+          <w:sz w:val="16"/>
+        </w:rPr>
+        <w:t>— END OF DOCUMENT —</w:t>
       </w:r>
     </w:p>
     <w:sectPr>
@@ -787,10 +820,6 @@
     <w:name w:val="Normal"/>
     <w:qFormat/>
     <w:rsid w:val="00FC693F"/>
-    <w:rPr>
-      <w:rFonts w:ascii="Aptos" w:hAnsi="Aptos"/>
-      <w:sz w:val="22"/>
-    </w:rPr>
   </w:style>
   <w:style w:type="paragraph" w:styleId="Header">
     <w:name w:val="header"/>
